--- a/public/static/word-templates/CC Index.docx
+++ b/public/static/word-templates/CC Index.docx
@@ -1108,7 +1108,7 @@
               <w:rPr>
                 <w:rFonts w:ascii="Times New Roman" w:hAnsi="Times New Roman" w:cs="Times New Roman"/>
               </w:rPr>
-              <w:t>INTRODUCTION TO AMAZON S3</w:t>
+              <w:t>AWS STORAGE</w:t>
             </w:r>
           </w:p>
         </w:tc>
@@ -1205,25 +1205,13 @@
               <w:rPr>
                 <w:rFonts w:ascii="Times New Roman" w:hAnsi="Times New Roman" w:cs="Times New Roman"/>
               </w:rPr>
-              <w:t xml:space="preserve">INTRODUCTION TO </w:t>
+              <w:t xml:space="preserve">AWS </w:t>
             </w:r>
             <w:r>
               <w:rPr>
                 <w:rFonts w:ascii="Times New Roman" w:hAnsi="Times New Roman" w:cs="Times New Roman"/>
               </w:rPr>
-              <w:t>AMAZON</w:t>
-            </w:r>
-            <w:r>
-              <w:rPr>
-                <w:rFonts w:ascii="Times New Roman" w:hAnsi="Times New Roman" w:cs="Times New Roman"/>
-              </w:rPr>
-              <w:t xml:space="preserve"> </w:t>
-            </w:r>
-            <w:r>
-              <w:rPr>
-                <w:rFonts w:ascii="Times New Roman" w:hAnsi="Times New Roman" w:cs="Times New Roman"/>
-              </w:rPr>
-              <w:t>EC2</w:t>
+              <w:t>COMPUTE</w:t>
             </w:r>
           </w:p>
         </w:tc>
@@ -1417,13 +1405,110 @@
               <w:rPr>
                 <w:rFonts w:ascii="Times New Roman" w:hAnsi="Times New Roman" w:cs="Times New Roman"/>
               </w:rPr>
-              <w:t xml:space="preserve">INTRODUCTION TO </w:t>
+              <w:t>AWS CLOUD SECURITY</w:t>
+            </w:r>
+          </w:p>
+        </w:tc>
+        <w:tc>
+          <w:tcPr>
+            <w:tcW w:w="1411" w:type="dxa"/>
+            <w:vAlign w:val="center"/>
+          </w:tcPr>
+          <w:p>
+            <w:pPr>
+              <w:jc w:val="center"/>
+              <w:rPr>
+                <w:rFonts w:ascii="Times New Roman" w:hAnsi="Times New Roman" w:cs="Times New Roman"/>
+                <w:sz w:val="28"/>
+                <w:szCs w:val="28"/>
+              </w:rPr>
+            </w:pPr>
+          </w:p>
+        </w:tc>
+        <w:tc>
+          <w:tcPr>
+            <w:tcW w:w="1377" w:type="dxa"/>
+            <w:vAlign w:val="center"/>
+          </w:tcPr>
+          <w:p>
+            <w:pPr>
+              <w:jc w:val="center"/>
+              <w:rPr>
+                <w:rFonts w:ascii="Times New Roman" w:hAnsi="Times New Roman" w:cs="Times New Roman"/>
+                <w:sz w:val="28"/>
+                <w:szCs w:val="28"/>
+              </w:rPr>
+            </w:pPr>
+          </w:p>
+        </w:tc>
+        <w:tc>
+          <w:tcPr>
+            <w:tcW w:w="1301" w:type="dxa"/>
+            <w:vAlign w:val="center"/>
+          </w:tcPr>
+          <w:p>
+            <w:pPr>
+              <w:jc w:val="center"/>
+              <w:rPr>
+                <w:rFonts w:ascii="Times New Roman" w:hAnsi="Times New Roman" w:cs="Times New Roman"/>
+                <w:sz w:val="28"/>
+                <w:szCs w:val="28"/>
+              </w:rPr>
+            </w:pPr>
+          </w:p>
+        </w:tc>
+      </w:tr>
+      <w:tr>
+        <w:trPr>
+          <w:trHeight w:val="944"/>
+          <w:jc w:val="center"/>
+        </w:trPr>
+        <w:tc>
+          <w:tcPr>
+            <w:tcW w:w="763" w:type="dxa"/>
+            <w:vAlign w:val="center"/>
+          </w:tcPr>
+          <w:p>
+            <w:pPr>
+              <w:jc w:val="center"/>
+              <w:rPr>
+                <w:rFonts w:ascii="Times New Roman" w:hAnsi="Times New Roman" w:cs="Times New Roman"/>
+                <w:sz w:val="24"/>
+                <w:szCs w:val="24"/>
+              </w:rPr>
+            </w:pPr>
+            <w:r>
+              <w:rPr>
+                <w:rFonts w:ascii="Times New Roman" w:hAnsi="Times New Roman" w:cs="Times New Roman"/>
+                <w:sz w:val="24"/>
+                <w:szCs w:val="24"/>
+              </w:rPr>
+              <w:t>5</w:t>
+            </w:r>
+          </w:p>
+        </w:tc>
+        <w:tc>
+          <w:tcPr>
+            <w:tcW w:w="4850" w:type="dxa"/>
+            <w:vAlign w:val="center"/>
+          </w:tcPr>
+          <w:p>
+            <w:pPr>
+              <w:rPr>
+                <w:rFonts w:ascii="Times New Roman" w:hAnsi="Times New Roman" w:cs="Times New Roman"/>
+              </w:rPr>
+            </w:pPr>
+            <w:r>
+              <w:rPr>
+                <w:rFonts w:ascii="Times New Roman" w:hAnsi="Times New Roman" w:cs="Times New Roman"/>
+              </w:rPr>
+              <w:t xml:space="preserve">AWS </w:t>
             </w:r>
             <w:r>
               <w:rPr>
                 <w:rFonts w:ascii="Times New Roman" w:hAnsi="Times New Roman" w:cs="Times New Roman"/>
               </w:rPr>
-              <w:t>VMWARE ESXI</w:t>
+              <w:t>NETWORKING AND CONTENT DELIVERY</w:t>
             </w:r>
           </w:p>
         </w:tc>
@@ -1501,7 +1586,110 @@
                 <w:sz w:val="24"/>
                 <w:szCs w:val="24"/>
               </w:rPr>
-              <w:t>5</w:t>
+              <w:t>6</w:t>
+            </w:r>
+          </w:p>
+        </w:tc>
+        <w:tc>
+          <w:tcPr>
+            <w:tcW w:w="4850" w:type="dxa"/>
+            <w:vAlign w:val="center"/>
+          </w:tcPr>
+          <w:p>
+            <w:pPr>
+              <w:rPr>
+                <w:rFonts w:ascii="Times New Roman" w:hAnsi="Times New Roman" w:cs="Times New Roman"/>
+              </w:rPr>
+            </w:pPr>
+            <w:r>
+              <w:rPr>
+                <w:rFonts w:ascii="Times New Roman" w:hAnsi="Times New Roman" w:cs="Times New Roman"/>
+              </w:rPr>
+              <w:t xml:space="preserve">AWS </w:t>
+            </w:r>
+            <w:r>
+              <w:rPr>
+                <w:rFonts w:ascii="Times New Roman" w:hAnsi="Times New Roman" w:cs="Times New Roman"/>
+              </w:rPr>
+              <w:t>DATABASES</w:t>
+            </w:r>
+          </w:p>
+        </w:tc>
+        <w:tc>
+          <w:tcPr>
+            <w:tcW w:w="1411" w:type="dxa"/>
+            <w:vAlign w:val="center"/>
+          </w:tcPr>
+          <w:p>
+            <w:pPr>
+              <w:jc w:val="center"/>
+              <w:rPr>
+                <w:rFonts w:ascii="Times New Roman" w:hAnsi="Times New Roman" w:cs="Times New Roman"/>
+                <w:sz w:val="28"/>
+                <w:szCs w:val="28"/>
+              </w:rPr>
+            </w:pPr>
+          </w:p>
+        </w:tc>
+        <w:tc>
+          <w:tcPr>
+            <w:tcW w:w="1377" w:type="dxa"/>
+            <w:vAlign w:val="center"/>
+          </w:tcPr>
+          <w:p>
+            <w:pPr>
+              <w:jc w:val="center"/>
+              <w:rPr>
+                <w:rFonts w:ascii="Times New Roman" w:hAnsi="Times New Roman" w:cs="Times New Roman"/>
+                <w:sz w:val="28"/>
+                <w:szCs w:val="28"/>
+              </w:rPr>
+            </w:pPr>
+          </w:p>
+        </w:tc>
+        <w:tc>
+          <w:tcPr>
+            <w:tcW w:w="1301" w:type="dxa"/>
+            <w:vAlign w:val="center"/>
+          </w:tcPr>
+          <w:p>
+            <w:pPr>
+              <w:jc w:val="center"/>
+              <w:rPr>
+                <w:rFonts w:ascii="Times New Roman" w:hAnsi="Times New Roman" w:cs="Times New Roman"/>
+                <w:sz w:val="28"/>
+                <w:szCs w:val="28"/>
+              </w:rPr>
+            </w:pPr>
+          </w:p>
+        </w:tc>
+      </w:tr>
+      <w:tr>
+        <w:trPr>
+          <w:trHeight w:val="720"/>
+          <w:jc w:val="center"/>
+        </w:trPr>
+        <w:tc>
+          <w:tcPr>
+            <w:tcW w:w="763" w:type="dxa"/>
+            <w:vAlign w:val="center"/>
+          </w:tcPr>
+          <w:p>
+            <w:pPr>
+              <w:jc w:val="center"/>
+              <w:rPr>
+                <w:rFonts w:ascii="Times New Roman" w:hAnsi="Times New Roman" w:cs="Times New Roman"/>
+                <w:sz w:val="24"/>
+                <w:szCs w:val="24"/>
+              </w:rPr>
+            </w:pPr>
+            <w:r>
+              <w:rPr>
+                <w:rFonts w:ascii="Times New Roman" w:hAnsi="Times New Roman" w:cs="Times New Roman"/>
+                <w:sz w:val="24"/>
+                <w:szCs w:val="24"/>
+              </w:rPr>
+              <w:t>7</w:t>
             </w:r>
           </w:p>
         </w:tc>
@@ -2328,7 +2516,7 @@
   <a:extraClrSchemeLst/>
   <a:extLst>
     <a:ext uri="{05A4C25C-085E-4340-85A3-A5531E510DB2}">
-      <thm15:themeFamily xmlns:thm15="http://schemas.microsoft.com/office/thememl/2012/main" xmlns="" name="Office Theme" id="{62F939B6-93AF-4DB8-9C6B-D6C7DFDC589F}" vid="{4A3C46E8-61CC-4603-A589-7422A47A8E4A}"/>
+      <thm15:themeFamily xmlns="" xmlns:thm15="http://schemas.microsoft.com/office/thememl/2012/main" name="Office Theme" id="{62F939B6-93AF-4DB8-9C6B-D6C7DFDC589F}" vid="{4A3C46E8-61CC-4603-A589-7422A47A8E4A}"/>
     </a:ext>
   </a:extLst>
 </a:theme>
